--- a/word_reports/LP_0186_위치_133_Joan Baez_Golden Album.docx
+++ b/word_reports/LP_0186_위치_133_Joan Baez_Golden Album.docx
@@ -4,7 +4,7 @@
   <w:body>
     <w:p>
       <w:pPr>
-        <w:spacing w:after="280"/>
+        <w:spacing w:after="80"/>
       </w:pPr>
       <w:r>
         <w:rPr w:rFonts="맑은 고딕">
@@ -13,94 +13,47 @@
           <w:color w:val="1E3A8A"/>
           <w:sz w:val="30"/>
         </w:rPr>
-        <w:t>[133] Joan Baez - Golden Album</w:t>
+        <w:t>Joan Baez (조안 바에즈) - Golden Album</w:t>
       </w:r>
     </w:p>
     <w:p>
       <w:pPr>
-        <w:spacing w:after="320"/>
+        <w:spacing w:after="240"/>
       </w:pPr>
       <w:r>
         <w:rPr w:rFonts="맑은 고딕">
           <w:rFonts w:ascii="맑은 고딕" w:hAnsi="맑은 고딕" w:eastAsia="맑은 고딕"/>
           <w:b/>
-          <w:sz w:val="20"/>
+          <w:color w:val="4B5563"/>
+          <w:sz w:val="22"/>
         </w:rPr>
-        <w:t>■ 위치 : 133</w:t>
-        <w:br/>
-      </w:r>
-      <w:r>
-        <w:rPr w:rFonts="맑은 고딕">
-          <w:rFonts w:ascii="맑은 고딕" w:hAnsi="맑은 고딕" w:eastAsia="맑은 고딕"/>
-          <w:b/>
-          <w:sz w:val="20"/>
-        </w:rPr>
-        <w:t>■ 아티스트 : Joan Baez</w:t>
-        <w:br/>
-      </w:r>
-      <w:r>
-        <w:rPr w:rFonts="맑은 고딕">
-          <w:rFonts w:ascii="맑은 고딕" w:hAnsi="맑은 고딕" w:eastAsia="맑은 고딕"/>
-          <w:b/>
-          <w:sz w:val="20"/>
-        </w:rPr>
-        <w:t>■ 앨범명 : Golden Album</w:t>
-        <w:br/>
-      </w:r>
-      <w:r>
-        <w:rPr w:rFonts="맑은 고딕">
-          <w:rFonts w:ascii="맑은 고딕" w:hAnsi="맑은 고딕" w:eastAsia="맑은 고딕"/>
-          <w:b w:val="0"/>
-          <w:sz w:val="20"/>
-        </w:rPr>
-        <w:t>■ 음반 레이블 : Vanguard Records</w:t>
-        <w:br/>
-      </w:r>
-      <w:r>
-        <w:rPr w:rFonts="맑은 고딕">
-          <w:rFonts w:ascii="맑은 고딕" w:hAnsi="맑은 고딕" w:eastAsia="맑은 고딕"/>
-          <w:b w:val="0"/>
-          <w:sz w:val="20"/>
-        </w:rPr>
-        <w:t>■ 발매년도 : 1968</w:t>
-        <w:br/>
-      </w:r>
-      <w:r>
-        <w:rPr w:rFonts="맑은 고딕">
-          <w:rFonts w:ascii="맑은 고딕" w:hAnsi="맑은 고딕" w:eastAsia="맑은 고딕"/>
-          <w:b w:val="0"/>
-          <w:sz w:val="20"/>
-        </w:rPr>
-        <w:t>■ 장르 : 포크 (Folk), 컨템포러리 포크 (Contemporary Folk)</w:t>
-        <w:br/>
-      </w:r>
-      <w:r>
-        <w:rPr w:rFonts="맑은 고딕">
-          <w:rFonts w:ascii="맑은 고딕" w:hAnsi="맑은 고딕" w:eastAsia="맑은 고딕"/>
-          <w:b w:val="0"/>
-          <w:sz w:val="20"/>
-        </w:rPr>
-        <w:t>■ 주요 수록곡 : Donna Donna, Diamonds &amp; Rust, The House of the Rising Sun, Blowin' in the Wind, 500 Miles, The River in the Pines</w:t>
-        <w:br/>
+        <w:t>위치 :  133</w:t>
       </w:r>
     </w:p>
     <w:p>
       <w:pPr>
-        <w:spacing w:after="160"/>
+        <w:spacing w:line="324" w:lineRule="auto" w:before="80" w:after="160"/>
       </w:pPr>
       <w:r>
         <w:rPr w:rFonts="맑은 고딕">
           <w:rFonts w:ascii="맑은 고딕" w:hAnsi="맑은 고딕" w:eastAsia="맑은 고딕"/>
           <w:b/>
           <w:color w:val="1F2937"/>
-          <w:sz w:val="24"/>
+          <w:sz w:val="22"/>
         </w:rPr>
-        <w:t>■ 음반 해설 및 감상 가이드</w:t>
+        <w:t xml:space="preserve">[음반 소개] </w:t>
+      </w:r>
+      <w:r>
+        <w:rPr w:rFonts="맑은 고딕">
+          <w:rFonts w:ascii="맑은 고딕" w:hAnsi="맑은 고딕" w:eastAsia="맑은 고딕"/>
+          <w:b w:val="0"/>
+          <w:sz w:val="21"/>
+        </w:rPr>
       </w:r>
     </w:p>
     <w:p>
       <w:pPr>
-        <w:spacing w:line="312" w:lineRule="auto" w:after="120"/>
+        <w:spacing w:line="324" w:lineRule="auto" w:after="120"/>
       </w:pPr>
       <w:r>
         <w:rPr w:rFonts="맑은 고딕">
@@ -108,51 +61,516 @@
           <w:b w:val="0"/>
           <w:sz w:val="21"/>
         </w:rPr>
-        <w:t>1960년대 미국 포크 음악의 부흥기를 이끌며 '포크의 여왕'이자 '시대의 양심'으로 추앙받은 조안 바에즈(Joan Baez)의 정수를 담아낸 명반 《Golden Album》입니다. 이 음반은 그녀가 뱅가드(Vanguard) 레이블에서 발표했던 가장 빛나는 순간들을 모은 고품격 베스트 컴필레이션으로, 전통 포크 발라드부터 사회적 메시지를 담은 프로테스트 송까지 그녀의 음악적 여정과 예술적 정체성을 일목요연하게 조명합니다.</w:t>
+        <w:t>맑고 순수한 은빛 소프라노로 시대를 위무했던 '포크의 여제' 조안 바에즈의 찬연한 예술혼이 응축된 명반입니다. 통기타 한 대와 흔들림 없는 청아한 목소리로 자유와 평화, 인간에 대한 깊은 연민을 노래했던 그의 전성기 숨결이 아날로그 그루브 속에 오롯이 살아 숨 쉽니다. 비장미 넘치는 서정성과 시대적 저항 정신이 교차하는 이 선집은 단순한 히트곡의 나열을 넘어, 한 시대를 관통한 영혼의 순수한 기록이자 모던 포크 음악의 영원한 금자탑입니다.</w:t>
       </w:r>
     </w:p>
     <w:p>
       <w:pPr>
-        <w:spacing w:line="312" w:lineRule="auto" w:after="120"/>
+        <w:spacing w:line="324" w:lineRule="auto" w:before="200" w:after="80"/>
       </w:pPr>
+      <w:r>
+        <w:rPr w:rFonts="맑은 고딕">
+          <w:rFonts w:ascii="맑은 고딕" w:hAnsi="맑은 고딕" w:eastAsia="맑은 고딕"/>
+          <w:b/>
+          <w:color w:val="1E3A8A"/>
+          <w:sz w:val="24"/>
+        </w:rPr>
+        <w:t>1. 음반 데이터</w:t>
+      </w:r>
+    </w:p>
+    <w:p>
+      <w:pPr>
+        <w:spacing w:line="324" w:lineRule="auto" w:after="80"/>
+      </w:pPr>
+      <w:r>
+        <w:rPr w:rFonts="맑은 고딕">
+          <w:rFonts w:ascii="맑은 고딕" w:hAnsi="맑은 고딕" w:eastAsia="맑은 고딕"/>
+          <w:b w:val="0"/>
+          <w:color w:val="6B7280"/>
+          <w:sz w:val="21"/>
+        </w:rPr>
+        <w:t xml:space="preserve">· </w:t>
+      </w:r>
+      <w:r>
+        <w:rPr w:rFonts="맑은 고딕">
+          <w:rFonts w:ascii="맑은 고딕" w:hAnsi="맑은 고딕" w:eastAsia="맑은 고딕"/>
+          <w:b/>
+          <w:color w:val="1F2937"/>
+          <w:sz w:val="21"/>
+        </w:rPr>
+        <w:t xml:space="preserve">앨범명: </w:t>
+      </w:r>
       <w:r>
         <w:rPr w:rFonts="맑은 고딕">
           <w:rFonts w:ascii="맑은 고딕" w:hAnsi="맑은 고딕" w:eastAsia="맑은 고딕"/>
           <w:b w:val="0"/>
           <w:sz w:val="21"/>
         </w:rPr>
-        <w:t>조안 바에즈 음악의 가장 큰 매력은 단연 맑고 깨끗한 소프라노 음색과 정교한 어쿠스틱 기타 연주에 있습니다. 그녀 특유의 떨림(비브라토)이 실린 맑은 보컬은 과도한 편곡이나 화려한 악기 구성 없이도 오직 목소리와 기타 한 자루만으로 청중의 마음을 깊게 울립니다. 이 앨범에 수록된 곡들 역시 최소한의 어쿠스틱 사운드 위에서 펼쳐지는 그녀의 서정적이면서도 당당한 가창을 완벽하게 선사합니다.</w:t>
+        <w:t>Golden Album</w:t>
       </w:r>
     </w:p>
     <w:p>
       <w:pPr>
-        <w:spacing w:line="312" w:lineRule="auto" w:after="120"/>
+        <w:spacing w:line="324" w:lineRule="auto" w:after="80"/>
       </w:pPr>
+      <w:r>
+        <w:rPr w:rFonts="맑은 고딕">
+          <w:rFonts w:ascii="맑은 고딕" w:hAnsi="맑은 고딕" w:eastAsia="맑은 고딕"/>
+          <w:b w:val="0"/>
+          <w:color w:val="6B7280"/>
+          <w:sz w:val="21"/>
+        </w:rPr>
+        <w:t xml:space="preserve">· </w:t>
+      </w:r>
+      <w:r>
+        <w:rPr w:rFonts="맑은 고딕">
+          <w:rFonts w:ascii="맑은 고딕" w:hAnsi="맑은 고딕" w:eastAsia="맑은 고딕"/>
+          <w:b/>
+          <w:color w:val="1F2937"/>
+          <w:sz w:val="21"/>
+        </w:rPr>
+        <w:t xml:space="preserve">아티스트: </w:t>
+      </w:r>
       <w:r>
         <w:rPr w:rFonts="맑은 고딕">
           <w:rFonts w:ascii="맑은 고딕" w:hAnsi="맑은 고딕" w:eastAsia="맑은 고딕"/>
           <w:b w:val="0"/>
           <w:sz w:val="21"/>
         </w:rPr>
-        <w:t>대표 수록곡인 'Donna Donna'는 슬픔과 자유를 향한 갈망을 특유의 담담하고도 아련한 음색으로 노래하며, 밥 딜런의 명곡을 그녀만의 우아하고 영성 깊은 해석으로 재탄생시킨 'Blowin' in the Wind'는 청자에게 깊은 울림을 전합니다. 또한, 쓸쓸하고 아름다운 멜로디의 '500 Miles'와 'The River in the Pines'는 미국 전통 포크의 서정성을 극대화하며 조안 바에즈라는 아티스트가 가진 독보적인 스토리텔링 능력을 증명합니다.</w:t>
+        <w:t>Joan Baez (조안 바에즈)</w:t>
       </w:r>
     </w:p>
     <w:p>
       <w:pPr>
-        <w:spacing w:line="312" w:lineRule="auto" w:after="120"/>
+        <w:spacing w:line="324" w:lineRule="auto" w:after="80"/>
       </w:pPr>
+      <w:r>
+        <w:rPr w:rFonts="맑은 고딕">
+          <w:rFonts w:ascii="맑은 고딕" w:hAnsi="맑은 고딕" w:eastAsia="맑은 고딕"/>
+          <w:b w:val="0"/>
+          <w:color w:val="6B7280"/>
+          <w:sz w:val="21"/>
+        </w:rPr>
+        <w:t xml:space="preserve">· </w:t>
+      </w:r>
+      <w:r>
+        <w:rPr w:rFonts="맑은 고딕">
+          <w:rFonts w:ascii="맑은 고딕" w:hAnsi="맑은 고딕" w:eastAsia="맑은 고딕"/>
+          <w:b/>
+          <w:color w:val="1F2937"/>
+          <w:sz w:val="21"/>
+        </w:rPr>
+        <w:t xml:space="preserve">발매 정보: </w:t>
+      </w:r>
       <w:r>
         <w:rPr w:rFonts="맑은 고딕">
           <w:rFonts w:ascii="맑은 고딕" w:hAnsi="맑은 고딕" w:eastAsia="맑은 고딕"/>
           <w:b w:val="0"/>
           <w:sz w:val="21"/>
         </w:rPr>
-        <w:t>LP 바이닐 매체로 이 음반을 감상하는 것은 아날로그 오디오가 줄 수 있는 최고의 호사 중 하나입니다. 바늘이 그루브를 탈 때 흘러나오는 어쿠스틱 기타의 울림과 조안 바에즈의 호흡 하나하나까지 생생하게 전달되는 원음의 따스함은 디지털 음원에서는 느낄 수 없는 깊은 감동을 안겨줍니다. 시대의 아픔을 보듬고 평화를 노래했던 거장의 순수한 음성을 가장 고결한 아날로그 질감으로 느껴보시길 권합니다.</w:t>
+        <w:t>뱅가드(Vanguard) 레코드 시절을 중심으로 조안 바에즈가 남긴 불후의 명작들 가운데 가장 찬란하게 빛나는 트랙들을 엄선하여 발매된 황금기 대표 컴필레이션 음반입니다. 1960년대 초반 모던 포크 리바이벌을 이끌며 전 세계 대중음악계에 거대한 반향을 일으킨 명곡들이 정교한 아날로그 마스터링을 거쳐 수록되었습니다.</w:t>
+      </w:r>
+    </w:p>
+    <w:p>
+      <w:pPr>
+        <w:spacing w:line="324" w:lineRule="auto" w:after="80"/>
+      </w:pPr>
+      <w:r>
+        <w:rPr w:rFonts="맑은 고딕">
+          <w:rFonts w:ascii="맑은 고딕" w:hAnsi="맑은 고딕" w:eastAsia="맑은 고딕"/>
+          <w:b w:val="0"/>
+          <w:color w:val="6B7280"/>
+          <w:sz w:val="21"/>
+        </w:rPr>
+        <w:t xml:space="preserve">· </w:t>
+      </w:r>
+      <w:r>
+        <w:rPr w:rFonts="맑은 고딕">
+          <w:rFonts w:ascii="맑은 고딕" w:hAnsi="맑은 고딕" w:eastAsia="맑은 고딕"/>
+          <w:b/>
+          <w:color w:val="1F2937"/>
+          <w:sz w:val="21"/>
+        </w:rPr>
+        <w:t xml:space="preserve">LP 인기도(판매량): </w:t>
+      </w:r>
+      <w:r>
+        <w:rPr w:rFonts="맑은 고딕">
+          <w:rFonts w:ascii="맑은 고딕" w:hAnsi="맑은 고딕" w:eastAsia="맑은 고딕"/>
+          <w:b w:val="0"/>
+          <w:sz w:val="21"/>
+        </w:rPr>
+        <w:t>조안 바에즈의 초기 음반들은 미국 음반산업협회(RIAA) 골드 레코드를 연이어 달성했으며, 본 'Golden Album' 시리즈 역시 한국과 일본을 비롯한 아시아와 유럽 각지에서 포크 애호가들의 필청반으로 자리 잡으며 수십 년간 스테디셀러로서 폭넓은 사랑을 받았습니다.</w:t>
+      </w:r>
+    </w:p>
+    <w:p>
+      <w:pPr>
+        <w:spacing w:line="324" w:lineRule="auto" w:after="80"/>
+      </w:pPr>
+      <w:r>
+        <w:rPr w:rFonts="맑은 고딕">
+          <w:rFonts w:ascii="맑은 고딕" w:hAnsi="맑은 고딕" w:eastAsia="맑은 고딕"/>
+          <w:b w:val="0"/>
+          <w:color w:val="6B7280"/>
+          <w:sz w:val="21"/>
+        </w:rPr>
+        <w:t xml:space="preserve">· </w:t>
+      </w:r>
+      <w:r>
+        <w:rPr w:rFonts="맑은 고딕">
+          <w:rFonts w:ascii="맑은 고딕" w:hAnsi="맑은 고딕" w:eastAsia="맑은 고딕"/>
+          <w:b/>
+          <w:color w:val="1F2937"/>
+          <w:sz w:val="21"/>
+        </w:rPr>
+        <w:t xml:space="preserve">각종 수상경력: </w:t>
+      </w:r>
+      <w:r>
+        <w:rPr w:rFonts="맑은 고딕">
+          <w:rFonts w:ascii="맑은 고딕" w:hAnsi="맑은 고딕" w:eastAsia="맑은 고딕"/>
+          <w:b w:val="0"/>
+          <w:sz w:val="21"/>
+        </w:rPr>
+        <w:t>2007년 그래미 평생공로상(Grammy Lifetime Achievement Award) 수상, 2017년 로큰롤 명예의 전당(Rock and Roll Hall of Fame) 헌액, 국제앰네스티 양심대사상 등을 수상하며 음악성과 인도주의적 헌신 모두에서 세계적 찬사를 받았습니다.</w:t>
+      </w:r>
+    </w:p>
+    <w:p>
+      <w:pPr>
+        <w:spacing w:line="324" w:lineRule="auto" w:before="200" w:after="80"/>
+      </w:pPr>
+      <w:r>
+        <w:rPr w:rFonts="맑은 고딕">
+          <w:rFonts w:ascii="맑은 고딕" w:hAnsi="맑은 고딕" w:eastAsia="맑은 고딕"/>
+          <w:b/>
+          <w:color w:val="1E3A8A"/>
+          <w:sz w:val="24"/>
+        </w:rPr>
+        <w:t>2. 아티스트 정보</w:t>
+      </w:r>
+    </w:p>
+    <w:p>
+      <w:pPr>
+        <w:spacing w:line="324" w:lineRule="auto" w:after="80"/>
+      </w:pPr>
+      <w:r>
+        <w:rPr w:rFonts="맑은 고딕">
+          <w:rFonts w:ascii="맑은 고딕" w:hAnsi="맑은 고딕" w:eastAsia="맑은 고딕"/>
+          <w:b w:val="0"/>
+          <w:color w:val="6B7280"/>
+          <w:sz w:val="21"/>
+        </w:rPr>
+        <w:t xml:space="preserve">· </w:t>
+      </w:r>
+      <w:r>
+        <w:rPr w:rFonts="맑은 고딕">
+          <w:rFonts w:ascii="맑은 고딕" w:hAnsi="맑은 고딕" w:eastAsia="맑은 고딕"/>
+          <w:b/>
+          <w:color w:val="1F2937"/>
+          <w:sz w:val="21"/>
+        </w:rPr>
+        <w:t xml:space="preserve">국적: </w:t>
+      </w:r>
+      <w:r>
+        <w:rPr w:rFonts="맑은 고딕">
+          <w:rFonts w:ascii="맑은 고딕" w:hAnsi="맑은 고딕" w:eastAsia="맑은 고딕"/>
+          <w:b w:val="0"/>
+          <w:sz w:val="21"/>
+        </w:rPr>
+        <w:t>미국 (USA)</w:t>
+      </w:r>
+    </w:p>
+    <w:p>
+      <w:pPr>
+        <w:spacing w:line="324" w:lineRule="auto" w:after="80"/>
+      </w:pPr>
+      <w:r>
+        <w:rPr w:rFonts="맑은 고딕">
+          <w:rFonts w:ascii="맑은 고딕" w:hAnsi="맑은 고딕" w:eastAsia="맑은 고딕"/>
+          <w:b w:val="0"/>
+          <w:color w:val="6B7280"/>
+          <w:sz w:val="21"/>
+        </w:rPr>
+        <w:t xml:space="preserve">· </w:t>
+      </w:r>
+      <w:r>
+        <w:rPr w:rFonts="맑은 고딕">
+          <w:rFonts w:ascii="맑은 고딕" w:hAnsi="맑은 고딕" w:eastAsia="맑은 고딕"/>
+          <w:b/>
+          <w:color w:val="1F2937"/>
+          <w:sz w:val="21"/>
+        </w:rPr>
+        <w:t xml:space="preserve">생몰년도: </w:t>
+      </w:r>
+      <w:r>
+        <w:rPr w:rFonts="맑은 고딕">
+          <w:rFonts w:ascii="맑은 고딕" w:hAnsi="맑은 고딕" w:eastAsia="맑은 고딕"/>
+          <w:b w:val="0"/>
+          <w:sz w:val="21"/>
+        </w:rPr>
+        <w:t>1941년 1월 9일 ~ 현재</w:t>
+      </w:r>
+    </w:p>
+    <w:p>
+      <w:pPr>
+        <w:spacing w:line="324" w:lineRule="auto" w:after="80"/>
+      </w:pPr>
+      <w:r>
+        <w:rPr w:rFonts="맑은 고딕">
+          <w:rFonts w:ascii="맑은 고딕" w:hAnsi="맑은 고딕" w:eastAsia="맑은 고딕"/>
+          <w:b w:val="0"/>
+          <w:color w:val="6B7280"/>
+          <w:sz w:val="21"/>
+        </w:rPr>
+        <w:t xml:space="preserve">· </w:t>
+      </w:r>
+      <w:r>
+        <w:rPr w:rFonts="맑은 고딕">
+          <w:rFonts w:ascii="맑은 고딕" w:hAnsi="맑은 고딕" w:eastAsia="맑은 고딕"/>
+          <w:b/>
+          <w:color w:val="1F2937"/>
+          <w:sz w:val="21"/>
+        </w:rPr>
+        <w:t xml:space="preserve">그룹 소속: </w:t>
+      </w:r>
+      <w:r>
+        <w:rPr w:rFonts="맑은 고딕">
+          <w:rFonts w:ascii="맑은 고딕" w:hAnsi="맑은 고딕" w:eastAsia="맑은 고딕"/>
+          <w:b w:val="0"/>
+          <w:sz w:val="21"/>
+        </w:rPr>
+        <w:t>솔로 (Solo)</w:t>
+      </w:r>
+    </w:p>
+    <w:p>
+      <w:pPr>
+        <w:spacing w:line="324" w:lineRule="auto" w:after="80"/>
+      </w:pPr>
+      <w:r>
+        <w:rPr w:rFonts="맑은 고딕">
+          <w:rFonts w:ascii="맑은 고딕" w:hAnsi="맑은 고딕" w:eastAsia="맑은 고딕"/>
+          <w:b w:val="0"/>
+          <w:color w:val="6B7280"/>
+          <w:sz w:val="21"/>
+        </w:rPr>
+        <w:t xml:space="preserve">· </w:t>
+      </w:r>
+      <w:r>
+        <w:rPr w:rFonts="맑은 고딕">
+          <w:rFonts w:ascii="맑은 고딕" w:hAnsi="맑은 고딕" w:eastAsia="맑은 고딕"/>
+          <w:b/>
+          <w:color w:val="1F2937"/>
+          <w:sz w:val="21"/>
+        </w:rPr>
+        <w:t xml:space="preserve">아티스트 소개: </w:t>
+      </w:r>
+      <w:r>
+        <w:rPr w:rFonts="맑은 고딕">
+          <w:rFonts w:ascii="맑은 고딕" w:hAnsi="맑은 고딕" w:eastAsia="맑은 고딕"/>
+          <w:b w:val="0"/>
+          <w:sz w:val="21"/>
+        </w:rPr>
+        <w:t>티 없이 맑은 비브라토와 수정 같은 고음, 그리고 깊은 인본주의적 철학으로 현대 포크 음악의 새로운 지평을 연 거장입니다. 밥 딜런과 함께 1960년대 저항 문화와 인권 운동의 상징으로 활약하며, 음악이 인간의 존엄성을 일깨우고 세상을 변혁할 수 있음을 증명한 20세기 가장 위대한 여성 보컬리스트 중 한 명입니다.</w:t>
+      </w:r>
+    </w:p>
+    <w:p>
+      <w:pPr>
+        <w:spacing w:line="324" w:lineRule="auto" w:before="200" w:after="80"/>
+      </w:pPr>
+      <w:r>
+        <w:rPr w:rFonts="맑은 고딕">
+          <w:rFonts w:ascii="맑은 고딕" w:hAnsi="맑은 고딕" w:eastAsia="맑은 고딕"/>
+          <w:b/>
+          <w:color w:val="1E3A8A"/>
+          <w:sz w:val="24"/>
+        </w:rPr>
+        <w:t>3. 음반 상세 분석</w:t>
+      </w:r>
+    </w:p>
+    <w:p>
+      <w:pPr>
+        <w:spacing w:line="324" w:lineRule="auto" w:after="80"/>
+      </w:pPr>
+      <w:r>
+        <w:rPr w:rFonts="맑은 고딕">
+          <w:rFonts w:ascii="맑은 고딕" w:hAnsi="맑은 고딕" w:eastAsia="맑은 고딕"/>
+          <w:b w:val="0"/>
+          <w:color w:val="6B7280"/>
+          <w:sz w:val="21"/>
+        </w:rPr>
+        <w:t xml:space="preserve">· </w:t>
+      </w:r>
+      <w:r>
+        <w:rPr w:rFonts="맑은 고딕">
+          <w:rFonts w:ascii="맑은 고딕" w:hAnsi="맑은 고딕" w:eastAsia="맑은 고딕"/>
+          <w:b/>
+          <w:color w:val="1F2937"/>
+          <w:sz w:val="21"/>
+        </w:rPr>
+        <w:t xml:space="preserve">역사적 위치: </w:t>
+      </w:r>
+      <w:r>
+        <w:rPr w:rFonts="맑은 고딕">
+          <w:rFonts w:ascii="맑은 고딕" w:hAnsi="맑은 고딕" w:eastAsia="맑은 고딕"/>
+          <w:b w:val="0"/>
+          <w:sz w:val="21"/>
+        </w:rPr>
+        <w:t>포크 음악이 단순한 전통 민요의 재현을 넘어 시대의 양심이자 지성적인 종합 예술 형태로 도약하던 순간을 가장 우아하게 증명하는 앨범입니다. 최소한의 어쿠스틱 기타 선율과 오직 육성만으로 거대한 감정의 파고를 이끌어내는 구성미는 현대 어쿠스틱 사운드의 절대적인 미학적 기준점을 제시합니다.</w:t>
+      </w:r>
+    </w:p>
+    <w:p>
+      <w:pPr>
+        <w:spacing w:line="324" w:lineRule="auto" w:after="80"/>
+      </w:pPr>
+      <w:r>
+        <w:rPr w:rFonts="맑은 고딕">
+          <w:rFonts w:ascii="맑은 고딕" w:hAnsi="맑은 고딕" w:eastAsia="맑은 고딕"/>
+          <w:b w:val="0"/>
+          <w:color w:val="6B7280"/>
+          <w:sz w:val="21"/>
+        </w:rPr>
+        <w:t xml:space="preserve">· </w:t>
+      </w:r>
+      <w:r>
+        <w:rPr w:rFonts="맑은 고딕">
+          <w:rFonts w:ascii="맑은 고딕" w:hAnsi="맑은 고딕" w:eastAsia="맑은 고딕"/>
+          <w:b/>
+          <w:color w:val="1F2937"/>
+          <w:sz w:val="21"/>
+        </w:rPr>
+        <w:t xml:space="preserve">시대의 흔적(스토리텔링): </w:t>
+      </w:r>
+      <w:r>
+        <w:rPr w:rFonts="맑은 고딕">
+          <w:rFonts w:ascii="맑은 고딕" w:hAnsi="맑은 고딕" w:eastAsia="맑은 고딕"/>
+          <w:b w:val="0"/>
+          <w:sz w:val="21"/>
+        </w:rPr>
+        <w:t>전쟁과 민권 운동의 거친 소용돌이 속에서 불안과 고뇌에 흔들리던 당대 청춘들에게 그녀의 목소리는 유일한 도피처이자 따스한 안식처였습니다. 낭만과 이상주의가 꽃피우던 1960~70년대 음악다방과 대학가의 턴테이블 위를 적시며, 청년 세대에게 순수한 서정과 정의에 대한 갈망을 동시에 일깨워 준 시대의 거울과도 같은 음반입니다.</w:t>
+      </w:r>
+    </w:p>
+    <w:p>
+      <w:pPr>
+        <w:spacing w:line="324" w:lineRule="auto" w:before="200" w:after="80"/>
+      </w:pPr>
+      <w:r>
+        <w:rPr w:rFonts="맑은 고딕">
+          <w:rFonts w:ascii="맑은 고딕" w:hAnsi="맑은 고딕" w:eastAsia="맑은 고딕"/>
+          <w:b/>
+          <w:color w:val="1E3A8A"/>
+          <w:sz w:val="24"/>
+        </w:rPr>
+        <w:t>4. 주요 수록곡 및 감상 제언</w:t>
+      </w:r>
+    </w:p>
+    <w:p>
+      <w:pPr>
+        <w:spacing w:line="324" w:lineRule="auto" w:after="80"/>
+      </w:pPr>
+      <w:r>
+        <w:rPr w:rFonts="맑은 고딕">
+          <w:rFonts w:ascii="맑은 고딕" w:hAnsi="맑은 고딕" w:eastAsia="맑은 고딕"/>
+          <w:b w:val="0"/>
+          <w:color w:val="6B7280"/>
+          <w:sz w:val="21"/>
+        </w:rPr>
+        <w:t xml:space="preserve">· </w:t>
+      </w:r>
+      <w:r>
+        <w:rPr w:rFonts="맑은 고딕">
+          <w:rFonts w:ascii="맑은 고딕" w:hAnsi="맑은 고딕" w:eastAsia="맑은 고딕"/>
+          <w:b/>
+          <w:color w:val="1F2937"/>
+          <w:sz w:val="21"/>
+        </w:rPr>
+        <w:t xml:space="preserve">주요 수록곡 특징: </w:t>
+      </w:r>
+      <w:r>
+        <w:rPr w:rFonts="맑은 고딕">
+          <w:rFonts w:ascii="맑은 고딕" w:hAnsi="맑은 고딕" w:eastAsia="맑은 고딕"/>
+          <w:b w:val="0"/>
+          <w:sz w:val="21"/>
+        </w:rPr>
+        <w:t>사회적 억압에 희생된 영혼을 기리는 'The Ballad of Sacco and Vanzetti'의 가슴 저미는 숭고미, 바람에 실려 오는 슬픔을 노래한 'Donna Donna', 비극적 사랑의 애수를 짙은 음영으로 표현한 'House of the Rising Sun' 등 수록곡 전반에 걸쳐 문학적 향취와 서정적 비장미가 깊은 울림을 전합니다.</w:t>
+      </w:r>
+    </w:p>
+    <w:p>
+      <w:pPr>
+        <w:spacing w:line="324" w:lineRule="auto" w:after="80"/>
+      </w:pPr>
+      <w:r>
+        <w:rPr w:rFonts="맑은 고딕">
+          <w:rFonts w:ascii="맑은 고딕" w:hAnsi="맑은 고딕" w:eastAsia="맑은 고딕"/>
+          <w:b w:val="0"/>
+          <w:color w:val="6B7280"/>
+          <w:sz w:val="21"/>
+        </w:rPr>
+        <w:t xml:space="preserve">· </w:t>
+      </w:r>
+      <w:r>
+        <w:rPr w:rFonts="맑은 고딕">
+          <w:rFonts w:ascii="맑은 고딕" w:hAnsi="맑은 고딕" w:eastAsia="맑은 고딕"/>
+          <w:b/>
+          <w:color w:val="1F2937"/>
+          <w:sz w:val="21"/>
+        </w:rPr>
+        <w:t xml:space="preserve">빈티지 감상 제언: </w:t>
+      </w:r>
+      <w:r>
+        <w:rPr w:rFonts="맑은 고딕">
+          <w:rFonts w:ascii="맑은 고딕" w:hAnsi="맑은 고딕" w:eastAsia="맑은 고딕"/>
+          <w:b w:val="0"/>
+          <w:sz w:val="21"/>
+        </w:rPr>
+        <w:t>진공관 앰프의 따스한 온기가 감도는 오디오 시스템에서 턴테이블의 바늘을 올리면, 바에즈의 은빛 고음이 공간을 가득 채우며 마치 눈앞에서 육성으로 읊조리는 듯한 생생한 현장감을 선사합니다. 나일론 기타 줄이 튕겨 나가는 섬세한 잔향과 찰나의 숨소리까지 포착해 내는 아날로그 특유의 밀도감에 귀를 기울이실 것을 권합니다.</w:t>
+      </w:r>
+    </w:p>
+    <w:p>
+      <w:pPr>
+        <w:spacing w:line="324" w:lineRule="auto" w:after="80"/>
+      </w:pPr>
+      <w:r>
+        <w:rPr w:rFonts="맑은 고딕">
+          <w:rFonts w:ascii="맑은 고딕" w:hAnsi="맑은 고딕" w:eastAsia="맑은 고딕"/>
+          <w:b w:val="0"/>
+          <w:color w:val="6B7280"/>
+          <w:sz w:val="21"/>
+        </w:rPr>
+        <w:t xml:space="preserve">· </w:t>
+      </w:r>
+      <w:r>
+        <w:rPr w:rFonts="맑은 고딕">
+          <w:rFonts w:ascii="맑은 고딕" w:hAnsi="맑은 고딕" w:eastAsia="맑은 고딕"/>
+          <w:b/>
+          <w:color w:val="1F2937"/>
+          <w:sz w:val="21"/>
+        </w:rPr>
+        <w:t xml:space="preserve">소장 가치: </w:t>
+      </w:r>
+      <w:r>
+        <w:rPr w:rFonts="맑은 고딕">
+          <w:rFonts w:ascii="맑은 고딕" w:hAnsi="맑은 고딕" w:eastAsia="맑은 고딕"/>
+          <w:b w:val="0"/>
+          <w:sz w:val="21"/>
+        </w:rPr>
+        <w:t>격동의 20세기를 맑게 밝힌 순백의 목소리가 온전히 담겨 있다는 점만으로도 바이닐 컬렉터들에게는 축복과도 같습니다. 디지털 음원에서는 결코 흉내 낼 수 없는 아날로그 음반 본연의 온기와 낭만을 간직하고 있어, 클래식과 포크를 사랑하는 모든 애호가들의 서재에 영구히 보관될 가치가 충분합니다.</w:t>
+      </w:r>
+    </w:p>
+    <w:p>
+      <w:pPr>
+        <w:spacing w:line="324" w:lineRule="auto" w:after="120" w:before="160"/>
+      </w:pPr>
+      <w:r>
+        <w:rPr w:rFonts="맑은 고딕">
+          <w:rFonts w:ascii="맑은 고딕" w:hAnsi="맑은 고딕" w:eastAsia="맑은 고딕"/>
+          <w:b/>
+          <w:color w:val="4338CA"/>
+          <w:sz w:val="21"/>
+        </w:rPr>
+        <w:t>이 음반을 통해 시대를 초월하여 영혼을 맑게 정화해 주는 조안 바에즈의 청아한 울림과 깊은 서정이 전해주는 감동을 다시 한번 경험해 보시는 것은 어떨까요?</w:t>
       </w:r>
     </w:p>
     <w:sectPr>
       <w:pgSz w:w="12240" w:h="15840"/>
-      <w:pgMar w:top="1440" w:right="1440" w:bottom="1440" w:left="1440" w:header="720" w:footer="720" w:gutter="0"/>
+      <w:pgMar w:top="1152" w:right="1296" w:bottom="1152" w:left="1296" w:header="720" w:footer="720" w:gutter="0"/>
       <w:cols w:space="720"/>
       <w:docGrid w:linePitch="360"/>
     </w:sectPr>

--- a/word_reports/LP_0186_위치_133_Joan Baez_Golden Album.docx
+++ b/word_reports/LP_0186_위치_133_Joan Baez_Golden Album.docx
@@ -32,7 +32,7 @@
     </w:p>
     <w:p>
       <w:pPr>
-        <w:spacing w:line="324" w:lineRule="auto" w:before="80" w:after="160"/>
+        <w:spacing w:line="324" w:lineRule="auto" w:before="80" w:after="120"/>
       </w:pPr>
       <w:r>
         <w:rPr w:rFonts="맑은 고딕">
@@ -42,13 +42,6 @@
           <w:sz w:val="22"/>
         </w:rPr>
         <w:t xml:space="preserve">[음반 소개] </w:t>
-      </w:r>
-      <w:r>
-        <w:rPr w:rFonts="맑은 고딕">
-          <w:rFonts w:ascii="맑은 고딕" w:hAnsi="맑은 고딕" w:eastAsia="맑은 고딕"/>
-          <w:b w:val="0"/>
-          <w:sz w:val="21"/>
-        </w:rPr>
       </w:r>
     </w:p>
     <w:p>
@@ -61,7 +54,46 @@
           <w:b w:val="0"/>
           <w:sz w:val="21"/>
         </w:rPr>
-        <w:t>맑고 순수한 은빛 소프라노로 시대를 위무했던 '포크의 여제' 조안 바에즈의 찬연한 예술혼이 응축된 명반입니다. 통기타 한 대와 흔들림 없는 청아한 목소리로 자유와 평화, 인간에 대한 깊은 연민을 노래했던 그의 전성기 숨결이 아날로그 그루브 속에 오롯이 살아 숨 쉽니다. 비장미 넘치는 서정성과 시대적 저항 정신이 교차하는 이 선집은 단순한 히트곡의 나열을 넘어, 한 시대를 관통한 영혼의 순수한 기록이자 모던 포크 음악의 영원한 금자탑입니다.</w:t>
+        <w:t>1960년대 미국 청년 문화의 심장부에서 피어난 모던 포크의 물결 속에는 언제나 맑고 청아한 목소리로 시대를 호흡하던 한 여인이 있었습니다. '포크의 여제(Queen of Folk)'이자 '행동하는 양심'으로 불리는 조안 바에즈의 음악적 궤적을 오롯이 응축해 낸 《Golden Album》은 단순한 히트곡의 나열을 넘어, 격동의 시대를 관통하며 인류애와 자유를 노래했던 한 거장의 영혼을 마주하게 하는 기념비적인 음반입니다. 그녀의 목소리는 서정적인 아름다움의 극치를 보여주면서도, 거친 현실의 불의에 맞서는 가장 강력하고도 고결한 영적 울림으로 전 세계 청자들의 가슴을 뒤흔들었습니다.</w:t>
+      </w:r>
+    </w:p>
+    <w:p>
+      <w:pPr>
+        <w:spacing w:line="324" w:lineRule="auto" w:after="120"/>
+      </w:pPr>
+      <w:r>
+        <w:rPr w:rFonts="맑은 고딕">
+          <w:rFonts w:ascii="맑은 고딕" w:hAnsi="맑은 고딕" w:eastAsia="맑은 고딕"/>
+          <w:b w:val="0"/>
+          <w:sz w:val="21"/>
+        </w:rPr>
+        <w:t>이 음반은 조안 바에즈가 뱅가드(Vanguard) 레이블 시절부터 남겨온 수많은 정통 포크 송과 시대를 대변하는 저항가요, 그리고 영미 전통 발라드의 정수를 집대성하고 있습니다. 마틴 루터 킹 목사와 함께 행진하며 불렀던 시민권 운동의 찬가들부터, 밥 딜런과의 깊은 음악적 교감 속에서 재해석된 걸작들에 이르기까지, 수록된 트랙 하나하나는 20세기 중반의 문화적·정치적 격변기를 살아낸 청춘들의 뜨거운 고백이자 기도문이었습니다. 그녀의 절제된 어쿠스틱 기타 아르페지오와 수정처럼 맑고 떨림 없는 소프라노 보컬은 화려한 오케스트레이션이나 전자 음향이 닿을 수 없는 순수한 감동의 심연으로 우리를 이끕니다.</w:t>
+      </w:r>
+    </w:p>
+    <w:p>
+      <w:pPr>
+        <w:spacing w:line="324" w:lineRule="auto" w:after="120"/>
+      </w:pPr>
+      <w:r>
+        <w:rPr w:rFonts="맑은 고딕">
+          <w:rFonts w:ascii="맑은 고딕" w:hAnsi="맑은 고딕" w:eastAsia="맑은 고딕"/>
+          <w:b w:val="0"/>
+          <w:sz w:val="21"/>
+        </w:rPr>
+        <w:t>예술이 시대의 아픔을 외면하지 않고 연대의 촛불이 될 수 있음을 증명한 조안 바에즈의 철학은 이 앨범 전편에 깃들어 있습니다. 그녀에게 노래는 단순한 유희가 아닌 삶 자체였으며, 사회적 약자를 향한 끝없는 자비와 사랑의 실천이었습니다. 수십 년의 세월이 흐른 오늘날에도 이 음반이 전해주는 서정적 파동이 조금도 퇴색하지 않는 까닭은, 그 밑바탕에 인간에 대한 깊은 경외와 숭고한 평화의 염원이 새겨져 있기 때문입니다.</w:t>
+      </w:r>
+    </w:p>
+    <w:p>
+      <w:pPr>
+        <w:spacing w:line="324" w:lineRule="auto" w:after="120"/>
+      </w:pPr>
+      <w:r>
+        <w:rPr w:rFonts="맑은 고딕">
+          <w:rFonts w:ascii="맑은 고딕" w:hAnsi="맑은 고딕" w:eastAsia="맑은 고딕"/>
+          <w:b w:val="0"/>
+          <w:sz w:val="21"/>
+        </w:rPr>
+        <w:t>바이닐(LP)의 소리골을 따라 회전하는 조안 바에즈의 노래는 아날로그 음향이 지닌 따스한 질감과 결합할 때 비로소 그 진가를 온전히 발현합니다. 바늘이 얹어지는 순간 공기를 가르고 울려 퍼지는 그녀의 숨결과 기타 줄의 미세한 마찰음은, 듣는 이로 하여금 번잡한 현대의 소음을 벗어나 순백의 서정이 머무는 안식처로 발걸음을 옮기게 만듭니다. 시대를 초월해 영혼을 어루만지는 이 고결한 울림은 클래식과 팝을 아우르는 모든 음악 애호가들에게 깊은 사색과 잊히지 않는 감동의 시간을 선사할 것입니다.</w:t>
       </w:r>
     </w:p>
     <w:p>
@@ -168,7 +200,7 @@
           <w:b w:val="0"/>
           <w:sz w:val="21"/>
         </w:rPr>
-        <w:t>뱅가드(Vanguard) 레코드 시절을 중심으로 조안 바에즈가 남긴 불후의 명작들 가운데 가장 찬란하게 빛나는 트랙들을 엄선하여 발매된 황금기 대표 컴필레이션 음반입니다. 1960년대 초반 모던 포크 리바이벌을 이끌며 전 세계 대중음악계에 거대한 반향을 일으킨 명곡들이 정교한 아날로그 마스터링을 거쳐 수록되었습니다.</w:t>
+        <w:t>조안 바에즈의 전성기 명곡들을 엄선하여 포크 음악의 정수를 감상할 수 있도록 기획·발매된 베스트 컬렉션 명반으로, 뱅가드 레코드 시절의 불멸의 트랙들을 품격 있게 집대성한 음반입니다.</w:t>
       </w:r>
     </w:p>
     <w:p>
@@ -199,7 +231,7 @@
           <w:b w:val="0"/>
           <w:sz w:val="21"/>
         </w:rPr>
-        <w:t>조안 바에즈의 초기 음반들은 미국 음반산업협회(RIAA) 골드 레코드를 연이어 달성했으며, 본 'Golden Album' 시리즈 역시 한국과 일본을 비롯한 아시아와 유럽 각지에서 포크 애호가들의 필청반으로 자리 잡으며 수십 년간 스테디셀러로서 폭넓은 사랑을 받았습니다.</w:t>
+        <w:t>발매 당시 전 세계 포크 애호가들과 오디오파일들 사이에서 필청반으로 자리 잡으며 꾸준한 스테디셀러를 기록하였고, 골드 레코드 인증을 비롯해 전 세계적인 판매고를 올리며 대중성과 예술성을 동시에 인정받았습니다.</w:t>
       </w:r>
     </w:p>
     <w:p>
@@ -230,7 +262,7 @@
           <w:b w:val="0"/>
           <w:sz w:val="21"/>
         </w:rPr>
-        <w:t>2007년 그래미 평생공로상(Grammy Lifetime Achievement Award) 수상, 2017년 로큰롤 명예의 전당(Rock and Roll Hall of Fame) 헌액, 국제앰네스티 양심대사상 등을 수상하며 음악성과 인도주의적 헌신 모두에서 세계적 찬사를 받았습니다.</w:t>
+        <w:t>그래미 평생공로상(Grammy Lifetime Achievement Award) 수상 및 로큰롤 명예의 전당(Rock and Roll Hall of Fame) 헌액 등 포크 음악과 대중문화사에 기여한 공로를 인정받은 거장의 핵심 레퍼토리가 수록되어 있습니다.</w:t>
       </w:r>
     </w:p>
     <w:p>
@@ -368,7 +400,7 @@
           <w:b w:val="0"/>
           <w:sz w:val="21"/>
         </w:rPr>
-        <w:t>티 없이 맑은 비브라토와 수정 같은 고음, 그리고 깊은 인본주의적 철학으로 현대 포크 음악의 새로운 지평을 연 거장입니다. 밥 딜런과 함께 1960년대 저항 문화와 인권 운동의 상징으로 활약하며, 음악이 인간의 존엄성을 일깨우고 세상을 변혁할 수 있음을 증명한 20세기 가장 위대한 여성 보컬리스트 중 한 명입니다.</w:t>
+        <w:t>조안 바에즈는 1960년대 미국 모던 포크 리바이벌을 이끈 독보적인 여성 포크 싱어송라이터이자 인권·반전 평화 운동가입니다. 수정처럼 맑고 힘 있는 3옥타브 소프라노 음색과 유려한 어쿠스틱 핑거피킹 기타 연주를 바탕으로 대중음악을 시대의 지성이자 예술적 양심의 경지로 끌어올렸습니다.</w:t>
       </w:r>
     </w:p>
     <w:p>
@@ -413,7 +445,7 @@
           <w:b w:val="0"/>
           <w:sz w:val="21"/>
         </w:rPr>
-        <w:t>포크 음악이 단순한 전통 민요의 재현을 넘어 시대의 양심이자 지성적인 종합 예술 형태로 도약하던 순간을 가장 우아하게 증명하는 앨범입니다. 최소한의 어쿠스틱 기타 선율과 오직 육성만으로 거대한 감정의 파고를 이끌어내는 구성미는 현대 어쿠스틱 사운드의 절대적인 미학적 기준점을 제시합니다.</w:t>
+        <w:t>1960년대 미국 포크 음악의 르네상스를 증언하는 가장 완전한 텍스트로, 팝 음악이 지적·문학적 깊이를 획득하는 데 결정적인 역할을 한 역사적 가치를 지닙니다.</w:t>
       </w:r>
     </w:p>
     <w:p>
@@ -444,7 +476,7 @@
           <w:b w:val="0"/>
           <w:sz w:val="21"/>
         </w:rPr>
-        <w:t>전쟁과 민권 운동의 거친 소용돌이 속에서 불안과 고뇌에 흔들리던 당대 청춘들에게 그녀의 목소리는 유일한 도피처이자 따스한 안식처였습니다. 낭만과 이상주의가 꽃피우던 1960~70년대 음악다방과 대학가의 턴테이블 위를 적시며, 청년 세대에게 순수한 서정과 정의에 대한 갈망을 동시에 일깨워 준 시대의 거울과도 같은 음반입니다.</w:t>
+        <w:t>베트남 전쟁 반대 운동과 흑인 민권 운동의 거친 소용돌이 속에서 희망을 잃지 않았던 1960~70년대 청년들의 순수한 열정과 시대적 번뇌, 그리고 연대의 서사가 깃들어 있습니다.</w:t>
       </w:r>
     </w:p>
     <w:p>
@@ -489,7 +521,7 @@
           <w:b w:val="0"/>
           <w:sz w:val="21"/>
         </w:rPr>
-        <w:t>사회적 억압에 희생된 영혼을 기리는 'The Ballad of Sacco and Vanzetti'의 가슴 저미는 숭고미, 바람에 실려 오는 슬픔을 노래한 'Donna Donna', 비극적 사랑의 애수를 짙은 음영으로 표현한 'House of the Rising Sun' 등 수록곡 전반에 걸쳐 문학적 향취와 서정적 비장미가 깊은 울림을 전합니다.</w:t>
+        <w:t>시민권 운동의 상징적 송가인 'We Shall Overcome'의 숭고한 결의, 밥 딜런의 곡을 특유의 서정성으로 재해석한 'Blowin' in the Wind', 전통 발라드의 애절한 슬픔을 담은 'Donna Donna'와 서정적인 멜로디의 'The River in the Pines' 등 각 트랙마다 깊은 서정미와 시대의 온기가 가득합니다.</w:t>
       </w:r>
     </w:p>
     <w:p>
@@ -520,7 +552,7 @@
           <w:b w:val="0"/>
           <w:sz w:val="21"/>
         </w:rPr>
-        <w:t>진공관 앰프의 따스한 온기가 감도는 오디오 시스템에서 턴테이블의 바늘을 올리면, 바에즈의 은빛 고음이 공간을 가득 채우며 마치 눈앞에서 육성으로 읊조리는 듯한 생생한 현장감을 선사합니다. 나일론 기타 줄이 튕겨 나가는 섬세한 잔향과 찰나의 숨소리까지 포착해 내는 아날로그 특유의 밀도감에 귀를 기울이실 것을 권합니다.</w:t>
+        <w:t>진공관 앰프의 부드럽고 따뜻한 배음과 턴테이블의 아날로그 카트리지가 긁어내는 섬세한 고역을 통해 감상할 때, 조안 바에즈 특유의 영롱한 비브라토와 마틴 통기타의 바디 울림이 눈앞에 실연처럼 펼쳐집니다.</w:t>
       </w:r>
     </w:p>
     <w:p>
@@ -551,7 +583,7 @@
           <w:b w:val="0"/>
           <w:sz w:val="21"/>
         </w:rPr>
-        <w:t>격동의 20세기를 맑게 밝힌 순백의 목소리가 온전히 담겨 있다는 점만으로도 바이닐 컬렉터들에게는 축복과도 같습니다. 디지털 음원에서는 결코 흉내 낼 수 없는 아날로그 음반 본연의 온기와 낭만을 간직하고 있어, 클래식과 포크를 사랑하는 모든 애호가들의 서재에 영구히 보관될 가치가 충분합니다.</w:t>
+        <w:t>정통 포크 역사의 황금기를 한 장의 바이닐로 오롯이 소장할 수 있는 음반으로, 빈티지 아날로그 사운드의 본질적 미학과 역사적 가치를 동시에 누릴 수 있는 애호가들의 영구 소장반입니다.</w:t>
       </w:r>
     </w:p>
     <w:p>
@@ -565,7 +597,7 @@
           <w:color w:val="4338CA"/>
           <w:sz w:val="21"/>
         </w:rPr>
-        <w:t>이 음반을 통해 시대를 초월하여 영혼을 맑게 정화해 주는 조안 바에즈의 청아한 울림과 깊은 서정이 전해주는 감동을 다시 한번 경험해 보시는 것은 어떨까요?</w:t>
+        <w:t>이 음반을 통해 시대를 밝힌 한 줄기 빛과도 같았던 조안 바에즈의 청아한 목소리가 전해주는 감동을 다시 한번 경험해 보시는 것은 어떨까요?</w:t>
       </w:r>
     </w:p>
     <w:sectPr>
